--- a/practice/documents/Задание_практика_Жуков_Д.Д..docx
+++ b/practice/documents/Задание_практика_Жуков_Д.Д..docx
@@ -829,10 +829,7 @@
                               <w:t>н</w:t>
                             </w:r>
                             <w:r>
-                              <w:t>аук</w:t>
-                            </w:r>
-                            <w:r>
-                              <w:t>,</w:t>
+                              <w:t>аук,</w:t>
                             </w:r>
                             <w:r>
                               <w:t xml:space="preserve"> доцент кафедра </w:t>
@@ -1748,6 +1745,23 @@
                 <w:szCs w:val="20"/>
               </w:rPr>
             </w:pPr>
+            <w:r>
+              <w:rPr>
+                <w:color w:val="000000"/>
+                <w:sz w:val="20"/>
+                <w:szCs w:val="20"/>
+                <w:lang w:val="en-US"/>
+              </w:rPr>
+              <w:t>30</w:t>
+            </w:r>
+            <w:r>
+              <w:rPr>
+                <w:color w:val="000000"/>
+                <w:sz w:val="20"/>
+                <w:szCs w:val="20"/>
+              </w:rPr>
+              <w:t>.04.2026</w:t>
+            </w:r>
           </w:p>
         </w:tc>
       </w:tr>
@@ -1963,6 +1977,23 @@
                 <w:szCs w:val="20"/>
               </w:rPr>
             </w:pPr>
+            <w:r>
+              <w:rPr>
+                <w:color w:val="000000"/>
+                <w:sz w:val="20"/>
+                <w:szCs w:val="20"/>
+                <w:lang w:val="en-US"/>
+              </w:rPr>
+              <w:t>30</w:t>
+            </w:r>
+            <w:r>
+              <w:rPr>
+                <w:color w:val="000000"/>
+                <w:sz w:val="20"/>
+                <w:szCs w:val="20"/>
+              </w:rPr>
+              <w:t>.04.2026</w:t>
+            </w:r>
           </w:p>
         </w:tc>
       </w:tr>
@@ -1985,19 +2016,7 @@
               <w:rPr>
                 <w:color w:val="000000"/>
               </w:rPr>
-              <w:t>1.</w:t>
-            </w:r>
-            <w:r>
-              <w:rPr>
-                <w:color w:val="000000"/>
-              </w:rPr>
-              <w:t>3</w:t>
-            </w:r>
-            <w:r>
-              <w:rPr>
-                <w:color w:val="000000"/>
-              </w:rPr>
-              <w:t>.</w:t>
+              <w:t>1.3.</w:t>
             </w:r>
             <w:r>
               <w:t xml:space="preserve"> Изучить и проанализировать </w:t>
@@ -2159,6 +2178,14 @@
                 <w:szCs w:val="20"/>
               </w:rPr>
             </w:pPr>
+            <w:r>
+              <w:rPr>
+                <w:color w:val="000000"/>
+                <w:sz w:val="20"/>
+                <w:szCs w:val="20"/>
+              </w:rPr>
+              <w:t>01.05.2026</w:t>
+            </w:r>
           </w:p>
         </w:tc>
       </w:tr>
@@ -2384,7 +2411,6 @@
                 <w:color w:val="000000"/>
                 <w:sz w:val="22"/>
                 <w:szCs w:val="22"/>
-                <w:lang w:val="en-US"/>
               </w:rPr>
             </w:pPr>
           </w:p>
@@ -2721,6 +2747,23 @@
                 <w:szCs w:val="20"/>
               </w:rPr>
             </w:pPr>
+            <w:r>
+              <w:rPr>
+                <w:color w:val="000000"/>
+                <w:sz w:val="20"/>
+                <w:szCs w:val="20"/>
+                <w:lang w:val="en-US"/>
+              </w:rPr>
+              <w:t>05</w:t>
+            </w:r>
+            <w:r>
+              <w:rPr>
+                <w:color w:val="000000"/>
+                <w:sz w:val="20"/>
+                <w:szCs w:val="20"/>
+              </w:rPr>
+              <w:t>.05.2026</w:t>
+            </w:r>
           </w:p>
         </w:tc>
       </w:tr>
@@ -3059,291 +3102,35 @@
               <w:spacing w:before="0" w:beforeAutospacing="0" w:after="150" w:afterAutospacing="0"/>
             </w:pPr>
             <w:r>
-              <w:t>Направление: конференция кафедры</w:t>
-            </w:r>
+              <w:t xml:space="preserve">Направление: </w:t>
+            </w:r>
+            <w:r>
+              <w:t>публикация расписания преподавателей</w:t>
+            </w:r>
+          </w:p>
+          <w:p>
+            <w:pPr>
+              <w:widowControl w:val="0"/>
+              <w:pBdr>
+                <w:top w:val="nil"/>
+                <w:left w:val="nil"/>
+                <w:bottom w:val="nil"/>
+                <w:right w:val="nil"/>
+                <w:between w:val="nil"/>
+              </w:pBdr>
+              <w:spacing w:line="276" w:lineRule="auto"/>
+              <w:rPr>
+                <w:color w:val="000000"/>
+                <w:sz w:val="20"/>
+                <w:szCs w:val="20"/>
+              </w:rPr>
+            </w:pPr>
           </w:p>
           <w:p>
             <w:pPr>
               <w:pStyle w:val="ae"/>
               <w:shd w:val="clear" w:color="auto" w:fill="FFFFFF"/>
               <w:spacing w:before="0" w:beforeAutospacing="0" w:after="150" w:afterAutospacing="0"/>
-            </w:pPr>
-          </w:p>
-          <w:p>
-            <w:pPr>
-              <w:pStyle w:val="ae"/>
-              <w:shd w:val="clear" w:color="auto" w:fill="FFFFFF"/>
-              <w:spacing w:before="0" w:beforeAutospacing="0" w:after="150" w:afterAutospacing="0"/>
-            </w:pPr>
-            <w:r>
-              <w:t>2.2.</w:t>
-            </w:r>
-            <w:r>
-              <w:rPr>
-                <w:color w:val="000000"/>
-                <w:sz w:val="20"/>
-                <w:szCs w:val="20"/>
-              </w:rPr>
-              <w:t xml:space="preserve"> </w:t>
-            </w:r>
-            <w:r>
-              <w:t>Проанализировать программное решение</w:t>
-            </w:r>
-            <w:r>
-              <w:rPr>
-                <w:rFonts w:ascii="Open Sans" w:hAnsi="Open Sans" w:cs="Open Sans"/>
-                <w:color w:val="555555"/>
-                <w:sz w:val="20"/>
-                <w:szCs w:val="20"/>
-              </w:rPr>
-              <w:t> </w:t>
-            </w:r>
-            <w:hyperlink r:id="rId10" w:tgtFrame="_blank" w:history="1">
-              <w:r>
-                <w:rPr>
-                  <w:rStyle w:val="ab"/>
-                  <w:rFonts w:ascii="Open Sans" w:hAnsi="Open Sans" w:cs="Open Sans"/>
-                  <w:color w:val="0070A8"/>
-                  <w:sz w:val="20"/>
-                  <w:szCs w:val="20"/>
-                </w:rPr>
-                <w:t>сайта кафедры ИТиЭО</w:t>
-              </w:r>
-            </w:hyperlink>
-            <w:r>
-              <w:rPr>
-                <w:rFonts w:ascii="Open Sans" w:hAnsi="Open Sans" w:cs="Open Sans"/>
-                <w:color w:val="555555"/>
-                <w:sz w:val="20"/>
-                <w:szCs w:val="20"/>
-              </w:rPr>
-              <w:t> </w:t>
-            </w:r>
-            <w:r>
-              <w:t>(https://ict.herzen.spb.ru/)</w:t>
-            </w:r>
-          </w:p>
-          <w:p>
-            <w:pPr>
-              <w:pStyle w:val="ae"/>
-              <w:shd w:val="clear" w:color="auto" w:fill="FFFFFF"/>
-              <w:spacing w:before="0" w:beforeAutospacing="0" w:after="150" w:afterAutospacing="0"/>
-            </w:pPr>
-            <w:r>
-              <w:t>Выбрать одно из направлений решаемых задач кафедры и  подобрать актуальные программные расширения и современные темы оформления.</w:t>
-            </w:r>
-          </w:p>
-          <w:p>
-            <w:pPr>
-              <w:pStyle w:val="ae"/>
-              <w:shd w:val="clear" w:color="auto" w:fill="FFFFFF"/>
-              <w:spacing w:before="0" w:beforeAutospacing="0" w:after="150" w:afterAutospacing="0"/>
-            </w:pPr>
-            <w:r>
-              <w:t xml:space="preserve">Направление: </w:t>
-            </w:r>
-            <w:r>
-              <w:t>публикация расписания преподавателей</w:t>
-            </w:r>
-          </w:p>
-          <w:p>
-            <w:pPr>
-              <w:widowControl w:val="0"/>
-              <w:pBdr>
-                <w:top w:val="nil"/>
-                <w:left w:val="nil"/>
-                <w:bottom w:val="nil"/>
-                <w:right w:val="nil"/>
-                <w:between w:val="nil"/>
-              </w:pBdr>
-              <w:spacing w:line="276" w:lineRule="auto"/>
-              <w:rPr>
-                <w:color w:val="000000"/>
-                <w:sz w:val="20"/>
-                <w:szCs w:val="20"/>
-              </w:rPr>
-            </w:pPr>
-          </w:p>
-          <w:p>
-            <w:pPr>
-              <w:pStyle w:val="ae"/>
-              <w:shd w:val="clear" w:color="auto" w:fill="FFFFFF"/>
-              <w:spacing w:before="0" w:beforeAutospacing="0" w:after="150" w:afterAutospacing="0"/>
-            </w:pPr>
-            <w:r>
-              <w:t>2.2.</w:t>
-            </w:r>
-            <w:r>
-              <w:rPr>
-                <w:color w:val="000000"/>
-                <w:sz w:val="20"/>
-                <w:szCs w:val="20"/>
-              </w:rPr>
-              <w:t xml:space="preserve"> </w:t>
-            </w:r>
-            <w:r>
-              <w:t>Проанализировать программное решение</w:t>
-            </w:r>
-            <w:r>
-              <w:rPr>
-                <w:rFonts w:ascii="Open Sans" w:hAnsi="Open Sans" w:cs="Open Sans"/>
-                <w:color w:val="555555"/>
-                <w:sz w:val="20"/>
-                <w:szCs w:val="20"/>
-              </w:rPr>
-              <w:t> </w:t>
-            </w:r>
-            <w:hyperlink r:id="rId11" w:tgtFrame="_blank" w:history="1">
-              <w:r>
-                <w:rPr>
-                  <w:rStyle w:val="ab"/>
-                  <w:rFonts w:ascii="Open Sans" w:hAnsi="Open Sans" w:cs="Open Sans"/>
-                  <w:color w:val="0070A8"/>
-                  <w:sz w:val="20"/>
-                  <w:szCs w:val="20"/>
-                </w:rPr>
-                <w:t>сайта кафедры ИТиЭО</w:t>
-              </w:r>
-            </w:hyperlink>
-            <w:r>
-              <w:rPr>
-                <w:rFonts w:ascii="Open Sans" w:hAnsi="Open Sans" w:cs="Open Sans"/>
-                <w:color w:val="555555"/>
-                <w:sz w:val="20"/>
-                <w:szCs w:val="20"/>
-              </w:rPr>
-              <w:t> </w:t>
-            </w:r>
-            <w:r>
-              <w:t>(https://ict.herzen.spb.ru/)</w:t>
-            </w:r>
-          </w:p>
-          <w:p>
-            <w:pPr>
-              <w:pStyle w:val="ae"/>
-              <w:shd w:val="clear" w:color="auto" w:fill="FFFFFF"/>
-              <w:spacing w:before="0" w:beforeAutospacing="0" w:after="150" w:afterAutospacing="0"/>
-            </w:pPr>
-            <w:r>
-              <w:t>Выбрать одно из направлений решаемых задач кафедры и  подобрать актуальные программные расширения и современные темы оформления.</w:t>
-            </w:r>
-          </w:p>
-          <w:p>
-            <w:pPr>
-              <w:pStyle w:val="ae"/>
-              <w:shd w:val="clear" w:color="auto" w:fill="FFFFFF"/>
-              <w:spacing w:before="0" w:beforeAutospacing="0" w:after="150" w:afterAutospacing="0"/>
-            </w:pPr>
-            <w:r>
-              <w:t xml:space="preserve">Направление: </w:t>
-            </w:r>
-            <w:r>
-              <w:t>публикация тематической справочной информации</w:t>
-            </w:r>
-          </w:p>
-          <w:p>
-            <w:pPr>
-              <w:widowControl w:val="0"/>
-              <w:pBdr>
-                <w:top w:val="nil"/>
-                <w:left w:val="nil"/>
-                <w:bottom w:val="nil"/>
-                <w:right w:val="nil"/>
-                <w:between w:val="nil"/>
-              </w:pBdr>
-              <w:spacing w:line="276" w:lineRule="auto"/>
-              <w:rPr>
-                <w:color w:val="000000"/>
-                <w:sz w:val="20"/>
-                <w:szCs w:val="20"/>
-              </w:rPr>
-            </w:pPr>
-          </w:p>
-          <w:p>
-            <w:pPr>
-              <w:pStyle w:val="ae"/>
-              <w:shd w:val="clear" w:color="auto" w:fill="FFFFFF"/>
-              <w:spacing w:before="0" w:beforeAutospacing="0" w:after="150" w:afterAutospacing="0"/>
-            </w:pPr>
-            <w:r>
-              <w:t>2.2.</w:t>
-            </w:r>
-            <w:r>
-              <w:rPr>
-                <w:color w:val="000000"/>
-                <w:sz w:val="20"/>
-                <w:szCs w:val="20"/>
-              </w:rPr>
-              <w:t xml:space="preserve"> </w:t>
-            </w:r>
-            <w:r>
-              <w:t>Проанализировать программное решение</w:t>
-            </w:r>
-            <w:r>
-              <w:rPr>
-                <w:rFonts w:ascii="Open Sans" w:hAnsi="Open Sans" w:cs="Open Sans"/>
-                <w:color w:val="555555"/>
-                <w:sz w:val="20"/>
-                <w:szCs w:val="20"/>
-              </w:rPr>
-              <w:t> </w:t>
-            </w:r>
-            <w:hyperlink r:id="rId12" w:tgtFrame="_blank" w:history="1">
-              <w:r>
-                <w:rPr>
-                  <w:rStyle w:val="ab"/>
-                  <w:rFonts w:ascii="Open Sans" w:hAnsi="Open Sans" w:cs="Open Sans"/>
-                  <w:color w:val="0070A8"/>
-                  <w:sz w:val="20"/>
-                  <w:szCs w:val="20"/>
-                </w:rPr>
-                <w:t>сайта кафедры ИТиЭО</w:t>
-              </w:r>
-            </w:hyperlink>
-            <w:r>
-              <w:rPr>
-                <w:rFonts w:ascii="Open Sans" w:hAnsi="Open Sans" w:cs="Open Sans"/>
-                <w:color w:val="555555"/>
-                <w:sz w:val="20"/>
-                <w:szCs w:val="20"/>
-              </w:rPr>
-              <w:t> </w:t>
-            </w:r>
-            <w:r>
-              <w:t>(https://ict.herzen.spb.ru/)</w:t>
-            </w:r>
-          </w:p>
-          <w:p>
-            <w:pPr>
-              <w:pStyle w:val="ae"/>
-              <w:shd w:val="clear" w:color="auto" w:fill="FFFFFF"/>
-              <w:spacing w:before="0" w:beforeAutospacing="0" w:after="150" w:afterAutospacing="0"/>
-            </w:pPr>
-            <w:r>
-              <w:t>Выбрать одно из направлений решаемых задач кафедры и  подобрать актуальные программные расширения и современные темы оформления.</w:t>
-            </w:r>
-          </w:p>
-          <w:p>
-            <w:pPr>
-              <w:pStyle w:val="ae"/>
-              <w:shd w:val="clear" w:color="auto" w:fill="FFFFFF"/>
-              <w:spacing w:before="0" w:beforeAutospacing="0" w:after="150" w:afterAutospacing="0"/>
-            </w:pPr>
-            <w:r>
-              <w:t>Направление: выбрать самостоятельно другое направление</w:t>
-            </w:r>
-          </w:p>
-          <w:p>
-            <w:pPr>
-              <w:widowControl w:val="0"/>
-              <w:pBdr>
-                <w:top w:val="nil"/>
-                <w:left w:val="nil"/>
-                <w:bottom w:val="nil"/>
-                <w:right w:val="nil"/>
-                <w:between w:val="nil"/>
-              </w:pBdr>
-              <w:spacing w:line="276" w:lineRule="auto"/>
               <w:rPr>
                 <w:color w:val="000000"/>
                 <w:sz w:val="20"/>
@@ -3381,7 +3168,21 @@
               <w:rPr>
                 <w:color w:val="000000"/>
               </w:rPr>
-              <w:t>Текстовый документ с  подборкой расширений и тем оформления с комментариями (опубликовать в электронном портфолио, QR-код в отчете)</w:t>
+              <w:t xml:space="preserve">Текстовый документ </w:t>
+            </w:r>
+            <w:proofErr w:type="gramStart"/>
+            <w:r>
+              <w:rPr>
+                <w:color w:val="000000"/>
+              </w:rPr>
+              <w:t>с  подборкой</w:t>
+            </w:r>
+            <w:proofErr w:type="gramEnd"/>
+            <w:r>
+              <w:rPr>
+                <w:color w:val="000000"/>
+              </w:rPr>
+              <w:t xml:space="preserve"> расширений и тем оформления с комментариями (опубликовать в электронном портфолио, QR-код в отчете)</w:t>
             </w:r>
           </w:p>
           <w:p>
@@ -3413,108 +3214,10 @@
               <w:spacing w:line="276" w:lineRule="auto"/>
               <w:rPr>
                 <w:color w:val="000000"/>
-              </w:rPr>
-            </w:pPr>
-            <w:r>
-              <w:rPr>
-                <w:color w:val="000000"/>
-              </w:rPr>
-              <w:t>Текстовый документ с  подборкой расширений и тем оформления с комментариями (опубликовать в электронном портфолио, QR-код в отчете)</w:t>
-            </w:r>
-          </w:p>
-          <w:p>
-            <w:pPr>
-              <w:widowControl w:val="0"/>
-              <w:pBdr>
-                <w:top w:val="nil"/>
-                <w:left w:val="nil"/>
-                <w:bottom w:val="nil"/>
-                <w:right w:val="nil"/>
-                <w:between w:val="nil"/>
-              </w:pBdr>
-              <w:spacing w:line="276" w:lineRule="auto"/>
-              <w:rPr>
-                <w:color w:val="000000"/>
-              </w:rPr>
-            </w:pPr>
-          </w:p>
-          <w:p>
-            <w:pPr>
-              <w:widowControl w:val="0"/>
-              <w:pBdr>
-                <w:top w:val="nil"/>
-                <w:left w:val="nil"/>
-                <w:bottom w:val="nil"/>
-                <w:right w:val="nil"/>
-                <w:between w:val="nil"/>
-              </w:pBdr>
-              <w:spacing w:line="276" w:lineRule="auto"/>
-              <w:rPr>
-                <w:color w:val="000000"/>
-              </w:rPr>
-            </w:pPr>
-            <w:r>
-              <w:rPr>
-                <w:color w:val="000000"/>
-              </w:rPr>
-              <w:t>Текстовый документ с  подборкой расширений и тем оформления с комментариями (опубликовать в электронном портфолио, QR-код в отчете)</w:t>
-            </w:r>
-          </w:p>
-          <w:p>
-            <w:pPr>
-              <w:widowControl w:val="0"/>
-              <w:pBdr>
-                <w:top w:val="nil"/>
-                <w:left w:val="nil"/>
-                <w:bottom w:val="nil"/>
-                <w:right w:val="nil"/>
-                <w:between w:val="nil"/>
-              </w:pBdr>
-              <w:spacing w:line="276" w:lineRule="auto"/>
-              <w:rPr>
-                <w:color w:val="000000"/>
-              </w:rPr>
-            </w:pPr>
-          </w:p>
-          <w:p>
-            <w:pPr>
-              <w:widowControl w:val="0"/>
-              <w:pBdr>
-                <w:top w:val="nil"/>
-                <w:left w:val="nil"/>
-                <w:bottom w:val="nil"/>
-                <w:right w:val="nil"/>
-                <w:between w:val="nil"/>
-              </w:pBdr>
-              <w:spacing w:line="276" w:lineRule="auto"/>
-              <w:rPr>
-                <w:color w:val="000000"/>
-              </w:rPr>
-            </w:pPr>
-          </w:p>
-          <w:p>
-            <w:pPr>
-              <w:widowControl w:val="0"/>
-              <w:pBdr>
-                <w:top w:val="nil"/>
-                <w:left w:val="nil"/>
-                <w:bottom w:val="nil"/>
-                <w:right w:val="nil"/>
-                <w:between w:val="nil"/>
-              </w:pBdr>
-              <w:spacing w:line="276" w:lineRule="auto"/>
-              <w:rPr>
-                <w:color w:val="000000"/>
-                <w:sz w:val="20"/>
-                <w:szCs w:val="20"/>
-              </w:rPr>
-            </w:pPr>
-            <w:r>
-              <w:rPr>
-                <w:color w:val="000000"/>
-              </w:rPr>
-              <w:t>Текстовый документ с  подборкой расширений и тем оформления с комментариями (опубликовать в электронном портфолио, QR-код в отчете)</w:t>
-            </w:r>
+                <w:sz w:val="20"/>
+                <w:szCs w:val="20"/>
+              </w:rPr>
+            </w:pPr>
           </w:p>
         </w:tc>
         <w:tc>
@@ -3581,6 +3284,14 @@
                 <w:szCs w:val="20"/>
               </w:rPr>
             </w:pPr>
+            <w:r>
+              <w:rPr>
+                <w:color w:val="000000"/>
+                <w:sz w:val="20"/>
+                <w:szCs w:val="20"/>
+              </w:rPr>
+              <w:t>08.05.2026</w:t>
+            </w:r>
           </w:p>
         </w:tc>
       </w:tr>
@@ -3634,7 +3345,6 @@
                 <w:b/>
                 <w:color w:val="000000"/>
               </w:rPr>
-              <w:lastRenderedPageBreak/>
               <w:t>Подготовить электронное портфолио по результатам прохождения практики</w:t>
             </w:r>
           </w:p>
@@ -3685,7 +3395,7 @@
               </w:rPr>
               <w:t xml:space="preserve">-репозиторий и содержит все загруженные в него результаты выполнения заданий, включая слайды. Пример репозитория: </w:t>
             </w:r>
-            <w:hyperlink r:id="rId13">
+            <w:hyperlink r:id="rId10">
               <w:r>
                 <w:rPr>
                   <w:color w:val="1155CC"/>
@@ -3737,7 +3447,7 @@
               </w:rPr>
               <w:t xml:space="preserve"> </w:t>
             </w:r>
-            <w:hyperlink r:id="rId14">
+            <w:hyperlink r:id="rId11">
               <w:r>
                 <w:rPr>
                   <w:color w:val="1155CC"/>
@@ -3839,6 +3549,23 @@
                 <w:szCs w:val="20"/>
               </w:rPr>
             </w:pPr>
+            <w:r>
+              <w:rPr>
+                <w:color w:val="000000"/>
+                <w:sz w:val="20"/>
+                <w:szCs w:val="20"/>
+                <w:lang w:val="en-US"/>
+              </w:rPr>
+              <w:t>10</w:t>
+            </w:r>
+            <w:r>
+              <w:rPr>
+                <w:color w:val="000000"/>
+                <w:sz w:val="20"/>
+                <w:szCs w:val="20"/>
+              </w:rPr>
+              <w:t>.05.2026</w:t>
+            </w:r>
           </w:p>
         </w:tc>
       </w:tr>
@@ -3859,8 +3586,8 @@
           <w:szCs w:val="20"/>
         </w:rPr>
       </w:pPr>
-      <w:bookmarkStart w:id="2" w:name="_heading=h.30j0zll" w:colFirst="0" w:colLast="0"/>
-      <w:bookmarkEnd w:id="2"/>
+      <w:bookmarkStart w:id="1" w:name="_heading=h.30j0zll" w:colFirst="0" w:colLast="0"/>
+      <w:bookmarkEnd w:id="1"/>
     </w:p>
     <w:p>
       <w:pPr>
